--- a/artifacts/HR-02/build/resume-ca-106.docx
+++ b/artifacts/HR-02/build/resume-ca-106.docx
@@ -2,13 +2,13 @@
 <file path=word/document.xml><?xml version="1.0" encoding="utf-8"?>
 <w:document xmlns:w="http://schemas.openxmlformats.org/wordprocessingml/2006/main" xmlns:m="http://schemas.openxmlformats.org/officeDocument/2006/math" xmlns:r="http://schemas.openxmlformats.org/officeDocument/2006/relationships" xmlns:o="urn:schemas-microsoft-com:office:office" xmlns:v="urn:schemas-microsoft-com:vml" xmlns:w10="urn:schemas-microsoft-com:office:word" xmlns:a="http://schemas.openxmlformats.org/drawingml/2006/main" xmlns:pic="http://schemas.openxmlformats.org/drawingml/2006/picture" xmlns:wp="http://schemas.openxmlformats.org/drawingml/2006/wordprocessingDrawing">
   <w:body>
-    <w:bookmarkStart w:id="16" w:name="linnea-vellacott"/>
+    <w:bookmarkStart w:id="16" w:name="linnea-elverthorpe"/>
     <w:p>
       <w:pPr>
         <w:pStyle w:val="Heading1"/>
       </w:pPr>
       <w:r>
-        <w:t xml:space="preserve">Linnea Vellacott</w:t>
+        <w:t xml:space="preserve">Linnea Elverthorpe</w:t>
       </w:r>
     </w:p>
     <w:p>
@@ -56,7 +56,7 @@
         </w:numPr>
       </w:pPr>
       <w:r>
-        <w:t xml:space="preserve">Contact: linnea.vellacott@mailbox.example</w:t>
+        <w:t xml:space="preserve">Contact: linnea.elverthorpe@mailbox.example</w:t>
       </w:r>
     </w:p>
     <w:bookmarkStart w:id="9" w:name="summary"/>

--- a/artifacts/HR-02/build/resume-ca-106.docx
+++ b/artifacts/HR-02/build/resume-ca-106.docx
@@ -32,7 +32,7 @@
         </w:numPr>
       </w:pPr>
       <w:r>
-        <w:t xml:space="preserve">Requisition ID: RQN-2026-0105</w:t>
+        <w:t xml:space="preserve">Requisition ID: RQN-2026-0106</w:t>
       </w:r>
     </w:p>
     <w:p>
@@ -44,7 +44,7 @@
         </w:numPr>
       </w:pPr>
       <w:r>
-        <w:t xml:space="preserve">Application date: 2026-03-03</w:t>
+        <w:t xml:space="preserve">Application date: 2026-03-10</w:t>
       </w:r>
     </w:p>
     <w:p>
@@ -73,7 +73,7 @@
         <w:pStyle w:val="FirstParagraph"/>
       </w:pPr>
       <w:r>
-        <w:t xml:space="preserve">Software engineer working mainly on internal interfaces and the tooling around them. I came into building from a testing seat, and I still think about how a change will be proved before I think about how it will be written. I would like to work somewhere the proving is part of the design rather than a stage after it.</w:t>
+        <w:t xml:space="preserve">Operations analyst working mainly on internal procedures and the checks around them. I came into this from a quality seat, and I still think about how a change will be proved before I think about how it will be made. I would like to work somewhere the proving is part of the plan rather than a stage after it.</w:t>
       </w:r>
     </w:p>
     <w:bookmarkEnd w:id="9"/>
@@ -86,13 +86,13 @@
         <w:t xml:space="preserve">Experience</w:t>
       </w:r>
     </w:p>
-    <w:bookmarkStart w:id="10" w:name="X3f5722de90081e008bf8f01c949950faeb1ae4b"/>
+    <w:bookmarkStart w:id="10" w:name="Xcf1a3551c81cd3a05e3532e845324baf2b098c3"/>
     <w:p>
       <w:pPr>
         <w:pStyle w:val="Heading3"/>
       </w:pPr>
       <w:r>
-        <w:t xml:space="preserve">Software Engineer, a mid sized business software company, 2 years 5 months</w:t>
+        <w:t xml:space="preserve">Operations Analyst, a mid sized business services company, 2 years 5 months</w:t>
       </w:r>
     </w:p>
     <w:p>
@@ -104,7 +104,7 @@
         </w:numPr>
       </w:pPr>
       <w:r>
-        <w:t xml:space="preserve">Build the internal interfaces a customer data service publishes, and own the contract checks around them.</w:t>
+        <w:t xml:space="preserve">Own the procedures a customer records team publishes to the groups that depend on them, and the checks that say whether each one is being followed.</w:t>
       </w:r>
     </w:p>
     <w:p>
@@ -116,7 +116,7 @@
         </w:numPr>
       </w:pPr>
       <w:r>
-        <w:t xml:space="preserve">Split a shared client library that two teams had been changing in incompatible ways, after mapping who called what and going to each caller first.</w:t>
+        <w:t xml:space="preserve">Split a shared template two teams had been changing in incompatible ways, after mapping who used what and going to each of them first.</w:t>
       </w:r>
     </w:p>
     <w:p>
@@ -140,17 +140,17 @@
         </w:numPr>
       </w:pPr>
       <w:r>
-        <w:t xml:space="preserve">Took over the contract checks for a second service after its owner left, and reduced them to the ones that had ever caught anything.</w:t>
+        <w:t xml:space="preserve">Took over the checks for a second process after its owner left, and reduced them to the ones that had ever caught anything.</w:t>
       </w:r>
     </w:p>
     <w:bookmarkEnd w:id="10"/>
-    <w:bookmarkStart w:id="11" w:name="X255f8e1701bd2bd261e847bd97922772c11ebce"/>
+    <w:bookmarkStart w:id="11" w:name="X62685451a40e3f6c0673ed17c2083da83f8c3ca"/>
     <w:p>
       <w:pPr>
         <w:pStyle w:val="Heading3"/>
       </w:pPr>
       <w:r>
-        <w:t xml:space="preserve">QA Engineer, a mid sized business software company, 2 years 4 months</w:t>
+        <w:t xml:space="preserve">QA Engineer, a mid sized business services company, 2 years 4 months</w:t>
       </w:r>
     </w:p>
     <w:p>
@@ -162,7 +162,7 @@
         </w:numPr>
       </w:pPr>
       <w:r>
-        <w:t xml:space="preserve">Built the automated checks for a release that had been tested by hand.</w:t>
+        <w:t xml:space="preserve">Built the first repeatable checks for a release that had been proved by hand.</w:t>
       </w:r>
     </w:p>
     <w:p>
@@ -177,6 +177,18 @@
         <w:t xml:space="preserve">Ran the triage session that decided what shipped each week, with people from two other teams who did not report to me.</w:t>
       </w:r>
     </w:p>
+    <w:p>
+      <w:pPr>
+        <w:pStyle w:val="Compact"/>
+        <w:numPr>
+          <w:ilvl w:val="0"/>
+          <w:numId w:val="1003"/>
+        </w:numPr>
+      </w:pPr>
+      <w:r>
+        <w:t xml:space="preserve">Named the two checks that would not be automated that quarter, and said why, rather than leaving them on a list.</w:t>
+      </w:r>
+    </w:p>
     <w:bookmarkEnd w:id="11"/>
     <w:bookmarkEnd w:id="12"/>
     <w:bookmarkStart w:id="14" w:name="education"/>
@@ -188,13 +200,13 @@
         <w:t xml:space="preserve">Education</w:t>
       </w:r>
     </w:p>
-    <w:bookmarkStart w:id="13" w:name="X4def555f88d9c75eaf5f913e2c67797a994a0b7"/>
+    <w:bookmarkStart w:id="13" w:name="Xd76026f099bd33d1b782f124d8860e243187c7d"/>
     <w:p>
       <w:pPr>
         <w:pStyle w:val="Heading3"/>
       </w:pPr>
       <w:r>
-        <w:t xml:space="preserve">Bachelor’s degree in information systems, a mid sized public university</w:t>
+        <w:t xml:space="preserve">Bachelor’s degree in information management, a mid sized public university</w:t>
       </w:r>
     </w:p>
     <w:bookmarkEnd w:id="13"/>
@@ -217,7 +229,7 @@
         </w:numPr>
       </w:pPr>
       <w:r>
-        <w:t xml:space="preserve">Test automation practitioner, current.</w:t>
+        <w:t xml:space="preserve">Quality management foundation, current.</w:t>
       </w:r>
     </w:p>
     <w:bookmarkEnd w:id="15"/>

--- a/artifacts/HR-02/build/resume-ca-106.docx
+++ b/artifacts/HR-02/build/resume-ca-106.docx
@@ -174,7 +174,7 @@
         </w:numPr>
       </w:pPr>
       <w:r>
-        <w:t xml:space="preserve">Ran the triage session that decided what shipped each week, with people from two other teams who did not report to me.</w:t>
+        <w:t xml:space="preserve">Worked closely with people from two other teams on what shipped each week.</w:t>
       </w:r>
     </w:p>
     <w:p>
@@ -186,7 +186,7 @@
         </w:numPr>
       </w:pPr>
       <w:r>
-        <w:t xml:space="preserve">Named the two checks that would not be automated that quarter, and said why, rather than leaving them on a list.</w:t>
+        <w:t xml:space="preserve">Ruled out automating two of the checks that quarter and said why, rather than leaving the decision unstated.</w:t>
       </w:r>
     </w:p>
     <w:bookmarkEnd w:id="11"/>

--- a/artifacts/HR-02/build/resume-ca-106.docx
+++ b/artifacts/HR-02/build/resume-ca-106.docx
@@ -116,7 +116,7 @@
         </w:numPr>
       </w:pPr>
       <w:r>
-        <w:t xml:space="preserve">Split a shared template two teams had been changing in incompatible ways, after mapping who used what and going to each of them first.</w:t>
+        <w:t xml:space="preserve">Split a shared template two teams had been changing in incompatible ways, once neither version could be trusted anymore.</w:t>
       </w:r>
     </w:p>
     <w:p>
@@ -128,7 +128,7 @@
         </w:numPr>
       </w:pPr>
       <w:r>
-        <w:t xml:space="preserve">Wrote the migration note for that split and chased the one team that had not read it rather than assuming the announcement had done the work.</w:t>
+        <w:t xml:space="preserve">Wrote the migration note for that split, assuming a team would read what was sent to it rather than checking in afterward.</w:t>
       </w:r>
     </w:p>
     <w:p>
@@ -186,7 +186,7 @@
         </w:numPr>
       </w:pPr>
       <w:r>
-        <w:t xml:space="preserve">Ruled out automating two of the checks that quarter and said why, rather than leaving the decision unstated.</w:t>
+        <w:t xml:space="preserve">Dropped automating two of the checks that quarter and said why, rather than leaving the decision unstated.</w:t>
       </w:r>
     </w:p>
     <w:bookmarkEnd w:id="11"/>
